--- a/mps-nivel-c/oficial/04_registros/AASP_Andamento-Processuais/REL-VV-AASPAP01-001_Relatorio-de-Execucao-de-Testes.docx
+++ b/mps-nivel-c/oficial/04_registros/AASP_Andamento-Processuais/REL-VV-AASPAP01-001_Relatorio-de-Execucao-de-Testes.docx
@@ -444,13 +444,7 @@
               <w:spacing w:before="40" w:after="40"/>
             </w:pPr>
             <w:r>
-              <w:rPr>
-                <w:rFonts w:ascii="Calibri" w:hAnsi="Calibri"/>
-                <w:b w:val="0"/>
-                <w:i w:val="0"/>
-                <w:sz w:val="20"/>
-              </w:rPr>
-              <w:t>Cezar Hiraki Velazquez</w:t>
+              <w:t>Abraão Oliveira</w:t>
             </w:r>
           </w:p>
         </w:tc>

--- a/mps-nivel-c/oficial/04_registros/AASP_Andamento-Processuais/REL-VV-AASPAP01-001_Relatorio-de-Execucao-de-Testes.docx
+++ b/mps-nivel-c/oficial/04_registros/AASP_Andamento-Processuais/REL-VV-AASPAP01-001_Relatorio-de-Execucao-de-Testes.docx
@@ -34,7 +34,7 @@
           <w:color w:val="555555"/>
           <w:sz w:val="20"/>
         </w:rPr>
-        <w:t>REL-VV-AASPAP01-001   ·   Versão Data   ·   11/06/2026   ·   Timeware Brasil</w:t>
+        <w:t>REL-VV-AASPAP01-001   ·   Versão 1.0   ·   11/06/2026   ·   Timeware Brasil</w:t>
       </w:r>
     </w:p>
     <w:p>
@@ -1635,7 +1635,7 @@
           <w:i w:val="0"/>
           <w:sz w:val="22"/>
         </w:rPr>
-        <w:t>A validação foi conduzida por amostragem (repetição do mesmo processo na fila, em ambiente compartilhado com AASP_CNJ, sem impacto no índice de produção). Cenários conforme VV-AASPAP01-001 §6 e INTAKE-PROJETO_AASPAP01 v1.0.</w:t>
+        <w:t>A validação foi conduzida por amostragem (repetição do mesmo processo na fila, em ambiente compartilhado com AASP_CNJ, sem impacto no índice de produção). Cenários conforme VV-AASPAP01-001 §6 e GEST-AASPAP01.</w:t>
       </w:r>
     </w:p>
     <w:tbl>
@@ -3701,7 +3701,7 @@
                 <w:i w:val="0"/>
                 <w:sz w:val="20"/>
               </w:rPr>
-              <w:t>Relatório de execução de testes consolidado a partir do Registro de Projeto AASP_AndamentosProcessuais e do INTAKE-PROJETO_AASPAP01 v1.0.</w:t>
+              <w:t>Relatório de execução de testes consolidado a partir do Registro de Projeto AASP_AndamentosProcessuais.</w:t>
             </w:r>
           </w:p>
         </w:tc>

--- a/mps-nivel-c/oficial/04_registros/AASP_Andamento-Processuais/REL-VV-AASPAP01-001_Relatorio-de-Execucao-de-Testes.docx
+++ b/mps-nivel-c/oficial/04_registros/AASP_Andamento-Processuais/REL-VV-AASPAP01-001_Relatorio-de-Execucao-de-Testes.docx
@@ -1581,7 +1581,7 @@
           <w:i w:val="0"/>
           <w:sz w:val="22"/>
         </w:rPr>
-        <w:t>Resumo:</w:t>
+        <w:t>Resumo: 5 defeitos identificados e 100% resolvidos (100% contidos antes da implantação; 0 defeitos escapados para produção (validação em homologação)).</w:t>
       </w:r>
       <w:r>
         <w:rPr>
@@ -1590,7 +1590,6 @@
           <w:i w:val="0"/>
           <w:sz w:val="22"/>
         </w:rPr>
-        <w:t xml:space="preserve"> 5 defeitos identificados e </w:t>
       </w:r>
       <w:r>
         <w:rPr>
@@ -1599,7 +1598,6 @@
           <w:i w:val="0"/>
           <w:sz w:val="22"/>
         </w:rPr>
-        <w:t>100% resolvidos</w:t>
       </w:r>
       <w:r>
         <w:rPr>
@@ -1608,7 +1606,6 @@
           <w:i w:val="0"/>
           <w:sz w:val="22"/>
         </w:rPr>
-        <w:t xml:space="preserve"> (100% contidos antes da implantação; 0 defeitos escapados para produção).</w:t>
       </w:r>
     </w:p>
     <w:p>

--- a/mps-nivel-c/oficial/04_registros/AASP_Andamento-Processuais/REL-VV-AASPAP01-001_Relatorio-de-Execucao-de-Testes.docx
+++ b/mps-nivel-c/oficial/04_registros/AASP_Andamento-Processuais/REL-VV-AASPAP01-001_Relatorio-de-Execucao-de-Testes.docx
@@ -384,17 +384,8 @@
             </w:tcMar>
           </w:tcPr>
           <w:p>
-            <w:pPr>
-              <w:spacing w:before="40" w:after="40"/>
-            </w:pPr>
             <w:r>
-              <w:rPr>
-                <w:rFonts w:ascii="Calibri" w:hAnsi="Calibri"/>
-                <w:b w:val="0"/>
-                <w:i w:val="0"/>
-                <w:sz w:val="20"/>
-              </w:rPr>
-              <w:t>11/06/2026</w:t>
+              <w:t>05/06/2026</w:t>
             </w:r>
           </w:p>
         </w:tc>
@@ -3638,17 +3629,8 @@
             </w:tcMar>
           </w:tcPr>
           <w:p>
-            <w:pPr>
-              <w:spacing w:before="40" w:after="40"/>
-            </w:pPr>
             <w:r>
-              <w:rPr>
-                <w:rFonts w:ascii="Calibri" w:hAnsi="Calibri"/>
-                <w:b w:val="0"/>
-                <w:i w:val="0"/>
-                <w:sz w:val="20"/>
-              </w:rPr>
-              <w:t>11/06/2026</w:t>
+              <w:t>05/06/2026</w:t>
             </w:r>
           </w:p>
         </w:tc>
@@ -3663,17 +3645,8 @@
             </w:tcMar>
           </w:tcPr>
           <w:p>
-            <w:pPr>
-              <w:spacing w:before="40" w:after="40"/>
-            </w:pPr>
             <w:r>
-              <w:rPr>
-                <w:rFonts w:ascii="Calibri" w:hAnsi="Calibri"/>
-                <w:b w:val="0"/>
-                <w:i w:val="0"/>
-                <w:sz w:val="20"/>
-              </w:rPr>
-              <w:t>Time de Melhoria Contínua</w:t>
+              <w:t>Equipe de Testes</w:t>
             </w:r>
           </w:p>
         </w:tc>

--- a/mps-nivel-c/oficial/04_registros/AASP_Andamento-Processuais/REL-VV-AASPAP01-001_Relatorio-de-Execucao-de-Testes.docx
+++ b/mps-nivel-c/oficial/04_registros/AASP_Andamento-Processuais/REL-VV-AASPAP01-001_Relatorio-de-Execucao-de-Testes.docx
@@ -34,7 +34,7 @@
           <w:color w:val="555555"/>
           <w:sz w:val="20"/>
         </w:rPr>
-        <w:t>REL-VV-AASPAP01-001   ·   Versão 1.0   ·   11/06/2026   ·   Timeware Brasil</w:t>
+        <w:t>REL-VV-AASPAP01-001   ·   Versão 1.0   ·   05/06/2026   ·   Timeware Brasil</w:t>
       </w:r>
     </w:p>
     <w:p>
